--- a/docs/02-proposed-corrigendum.docx
+++ b/docs/02-proposed-corrigendum.docx
@@ -361,7 +361,7 @@
           <w:sz w:val="22"/>
           <w:szCs w:val="22"/>
         </w:rPr>
-        <w:t xml:space="preserve">Two consequences should be stated explicitly. The performance gap between the proposed framework and PLS under five-fold cross-validation increases from approximately 6% to approximately 9%, because PLS improves on the correct target while the proposed framework does not change appreciably (Wilcoxon signed-rank p = 0.85 between the two targets). And the advantage of ANOVA initialization over random initialization, reported as 0.941 against 0.871, is not distinguishable from replicate-to-replicate variation on the correct target.</w:t>
+        <w:t xml:space="preserve">Two consequences should be stated explicitly. The performance gap between the proposed framework and PLS under five-fold cross-validation increases from approximately 6% to approximately 10%, because PLS improves on the correct target while the proposed framework does not. Across three independent reproductions the gap is 5.6%, 5.7% and 6.3% on the published target and 9.1%, 10.0% and 10.1% on the correct one, while the proposed framework's own median moves by about 0.01 in R² between targets, which is well inside its replicate spread and not significant at the 5% level in any of the three. And the advantage of ANOVA initialization over random initialization, reported as 0.941 against 0.871, is not distinguishable from replicate-to-replicate variation on the correct target.</w:t>
       </w:r>
     </w:p>
     <w:p>
